--- a/content/characters/placeholder.docx
+++ b/content/characters/placeholder.docx
@@ -14,6 +14,9 @@
       <w:pPr>
         <w:spacing w:before="240" w:after="240"/>
       </w:pPr>
+      <w:r>
+        <w:t xml:space="preserve">It’s a bird. </w:t>
+      </w:r>
       <w:r>
         <w:t>Write backstory here...</w:t>
       </w:r>

--- a/content/characters/placeholder.docx
+++ b/content/characters/placeholder.docx
@@ -60,7 +60,15 @@
         <w:spacing w:before="240" w:after="240"/>
       </w:pPr>
       <w:r>
-        <w:t>Write relationships here...</w:t>
+        <w:t xml:space="preserve">Bird relationships? </w:t>
+      </w:r>
+      <w:proofErr w:type="gramStart"/>
+      <w:r>
+        <w:t>Write</w:t>
+      </w:r>
+      <w:proofErr w:type="gramEnd"/>
+      <w:r>
+        <w:t xml:space="preserve"> relationships here...</w:t>
       </w:r>
     </w:p>
     <w:p>

--- a/content/characters/placeholder.docx
+++ b/content/characters/placeholder.docx
@@ -7,7 +7,23 @@
         <w:spacing w:before="240" w:after="240"/>
       </w:pPr>
       <w:r>
-        <w:t>## Backstory</w:t>
+        <w:t>It’s a bird.</w:t>
+      </w:r>
+    </w:p>
+    <w:p>
+      <w:pPr>
+        <w:spacing w:before="240" w:after="240"/>
+      </w:pPr>
+    </w:p>
+    <w:p>
+      <w:pPr>
+        <w:spacing w:before="240" w:after="240"/>
+      </w:pPr>
+      <w:r>
+        <w:t>===</w:t>
+      </w:r>
+      <w:r>
+        <w:t xml:space="preserve"> Backstory</w:t>
       </w:r>
     </w:p>
     <w:p>
@@ -31,7 +47,10 @@
         <w:spacing w:before="240" w:after="240"/>
       </w:pPr>
       <w:r>
-        <w:t>## Personality &amp; Traits</w:t>
+        <w:t>===</w:t>
+      </w:r>
+      <w:r>
+        <w:t xml:space="preserve"> Personality &amp; Traits</w:t>
       </w:r>
     </w:p>
     <w:p>
@@ -52,7 +71,10 @@
         <w:spacing w:before="240" w:after="240"/>
       </w:pPr>
       <w:r>
-        <w:t>## Relationships</w:t>
+        <w:t>===</w:t>
+      </w:r>
+      <w:r>
+        <w:t xml:space="preserve"> Relationships</w:t>
       </w:r>
     </w:p>
     <w:p>
@@ -62,26 +84,24 @@
       <w:r>
         <w:t xml:space="preserve">Bird relationships? </w:t>
       </w:r>
-      <w:proofErr w:type="gramStart"/>
-      <w:r>
-        <w:t>Write</w:t>
-      </w:r>
-      <w:proofErr w:type="gramEnd"/>
-      <w:r>
-        <w:t xml:space="preserve"> relationships here...</w:t>
-      </w:r>
-    </w:p>
-    <w:p>
-      <w:pPr>
-        <w:spacing w:before="240" w:after="240"/>
-      </w:pPr>
-    </w:p>
-    <w:p>
-      <w:pPr>
-        <w:spacing w:before="240" w:after="240"/>
-      </w:pPr>
-      <w:r>
-        <w:t>## Notes</w:t>
+      <w:r>
+        <w:t>Write relationships here...</w:t>
+      </w:r>
+    </w:p>
+    <w:p>
+      <w:pPr>
+        <w:spacing w:before="240" w:after="240"/>
+      </w:pPr>
+    </w:p>
+    <w:p>
+      <w:pPr>
+        <w:spacing w:before="240" w:after="240"/>
+      </w:pPr>
+      <w:r>
+        <w:t>===</w:t>
+      </w:r>
+      <w:r>
+        <w:t xml:space="preserve"> Notes</w:t>
       </w:r>
     </w:p>
     <w:p>

--- a/content/characters/placeholder.docx
+++ b/content/characters/placeholder.docx
@@ -9,6 +9,9 @@
       <w:r>
         <w:t>It’s a bird.</w:t>
       </w:r>
+      <w:r>
+        <w:t xml:space="preserve"> It can fly.</w:t>
+      </w:r>
     </w:p>
     <w:p>
       <w:pPr>
@@ -109,15 +112,7 @@
         <w:spacing w:before="240" w:after="240"/>
       </w:pPr>
       <w:r>
-        <w:t xml:space="preserve">Any DM notes, </w:t>
-      </w:r>
-      <w:proofErr w:type="spellStart"/>
-      <w:r>
-        <w:t>statblocks</w:t>
-      </w:r>
-      <w:proofErr w:type="spellEnd"/>
-      <w:r>
-        <w:t>, etc.</w:t>
+        <w:t>Any DM notes, statblocks, etc.</w:t>
       </w:r>
     </w:p>
     <w:sectPr>
